--- a/corpus/synthetic/table-style__003.docx
+++ b/corpus/synthetic/table-style__003.docx
@@ -5,7 +5,8 @@
     <w:tbl>
       <w:tblPr>
         <w:tblStyle w:val="GridBlue"/>
-        <w:tblLook w:firstRow="1" w:noHBand="0"/>
+        <w:tblStyleRowBandSize w:val="2"/>
+        <w:tblLook w:val="0420"/>
       </w:tblPr>
       <w:tr>
         <w:tc>
@@ -25,9 +26,6 @@
       </w:tr>
       <w:tr>
         <w:tc>
-          <w:tcPr>
-            <w:shd w:val="clear" w:color="auto" w:fill="FF0000"/>
-          </w:tcPr>
           <w:p>
             <w:r>
               <w:t>一1</w:t>
